--- a/downloads/teacher/05 Materials/Unit 05/Slides/Slides 05.17 - Make.docx
+++ b/downloads/teacher/05 Materials/Unit 05/Slides/Slides 05.17 - Make.docx
@@ -443,57 +443,6 @@
         <w:t xml:space="preserve">Slide 5: Day 1. Today’s three demonstrations</w:t>
       </w:r>
       <w:bookmarkEnd w:id="25"/>
-    </w:p>
-    <w:p>
-      <w:pPr>
-        <w:numPr>
-          <w:ilvl w:val="0"/>
-          <w:numId w:val="1006"/>
-        </w:numPr>
-        <w:pStyle w:val="Compact"/>
-      </w:pPr>
-      <w:r>
-        <w:rPr>
-          <w:rStyle w:val="TeacherNote"/>
-        </w:rPr>
-        <w:t xml:space="preserve">[Sal: fill these three in from the</w:t>
-      </w:r>
-      <w:r>
-        <w:rPr>
-          <w:rStyle w:val="TeacherNote"/>
-        </w:rPr>
-        <w:t xml:space="preserve"> </w:t>
-      </w:r>
-      <w:r>
-        <w:rPr>
-          <w:rStyle w:val="TeacherNote"/>
-        </w:rPr>
-        <w:t xml:space="preserve">“</w:t>
-      </w:r>
-      <w:r>
-        <w:rPr>
-          <w:rStyle w:val="TeacherNote"/>
-        </w:rPr>
-        <w:t xml:space="preserve">the part I am worried about</w:t>
-      </w:r>
-      <w:r>
-        <w:rPr>
-          <w:rStyle w:val="TeacherNote"/>
-        </w:rPr>
-        <w:t xml:space="preserve">”</w:t>
-      </w:r>
-      <w:r>
-        <w:rPr>
-          <w:rStyle w:val="TeacherNote"/>
-        </w:rPr>
-        <w:t xml:space="preserve"> </w:t>
-      </w:r>
-      <w:r>
-        <w:rPr>
-          <w:rStyle w:val="TeacherNote"/>
-        </w:rPr>
-        <w:t xml:space="preserve">lines on the plan sheets. The three most common are usually:]</w:t>
-      </w:r>
     </w:p>
     <w:p>
       <w:pPr>
